--- a/Projetos/08-Moni-Temp-Q-Ele/projeto-08.docx
+++ b/Projetos/08-Moni-Temp-Q-Ele/projeto-08.docx
@@ -378,6 +378,25 @@
     </w:p>
     <w:p>
       <w:pPr>
+        <w:pStyle w:val="ListParagraph"/>
+        <w:numPr>
+          <w:ilvl w:val="1"/>
+          <w:numId w:val="17"/>
+        </w:numPr>
+        <w:spacing w:after="0"/>
+        <w:rPr>
+          <w:rFonts w:ascii="Abadi" w:eastAsia="Abadi" w:hAnsi="Abadi" w:cs="Abadi"/>
+        </w:rPr>
+      </w:pPr>
+      <w:r>
+        <w:t>Broker MQTT configurado e acessível na rede local</w:t>
+      </w:r>
+      <w:r>
+        <w:t>.</w:t>
+      </w:r>
+    </w:p>
+    <w:p>
+      <w:pPr>
         <w:pStyle w:val="Heading2"/>
         <w:spacing w:before="299" w:after="299"/>
       </w:pPr>
@@ -1840,13 +1859,7 @@
         <w:rPr>
           <w:rFonts w:ascii="Abadi" w:eastAsia="Abadi" w:hAnsi="Abadi" w:cs="Abadi"/>
         </w:rPr>
-        <w:t>O log exibe "Calib: eFuse" confirmando a leitura da calibração interna do chip</w:t>
-      </w:r>
-      <w:r>
-        <w:rPr>
-          <w:rFonts w:ascii="Abadi" w:eastAsia="Abadi" w:hAnsi="Abadi" w:cs="Abadi"/>
-        </w:rPr>
-        <w:t>?</w:t>
+        <w:t>O log exibe "Calib: eFuse" confirmando a leitura da calibração interna do chip?</w:t>
       </w:r>
     </w:p>
     <w:p>
@@ -1865,13 +1878,7 @@
         <w:rPr>
           <w:rFonts w:ascii="Abadi" w:eastAsia="Abadi" w:hAnsi="Abadi" w:cs="Abadi"/>
         </w:rPr>
-        <w:t>Ao aproximar uma fonte de calor do NTC, a temperatura no monitor serial aumenta instantaneamente</w:t>
-      </w:r>
-      <w:r>
-        <w:rPr>
-          <w:rFonts w:ascii="Abadi" w:eastAsia="Abadi" w:hAnsi="Abadi" w:cs="Abadi"/>
-        </w:rPr>
-        <w:t>?</w:t>
+        <w:t>Ao aproximar uma fonte de calor do NTC, a temperatura no monitor serial aumenta instantaneamente?</w:t>
       </w:r>
     </w:p>
     <w:p>
@@ -2604,7 +2611,6 @@
           <w:lang w:val="en-US"/>
         </w:rPr>
       </w:pPr>
-      <w:proofErr w:type="spellStart"/>
       <w:r>
         <w:rPr>
           <w:rFonts w:ascii="Abadi" w:eastAsia="Abadi" w:hAnsi="Abadi" w:cs="Abadi"/>
@@ -2612,17 +2618,7 @@
           <w:bCs/>
           <w:lang w:val="en-US"/>
         </w:rPr>
-        <w:t>Glossário</w:t>
-      </w:r>
-      <w:proofErr w:type="spellEnd"/>
-      <w:r>
-        <w:rPr>
-          <w:rFonts w:ascii="Abadi" w:eastAsia="Abadi" w:hAnsi="Abadi" w:cs="Abadi"/>
-          <w:b/>
-          <w:bCs/>
-          <w:lang w:val="en-US"/>
-        </w:rPr>
-        <w:t>:</w:t>
+        <w:t>Glossário:</w:t>
       </w:r>
       <w:r>
         <w:rPr>
@@ -3761,7 +3757,7 @@
             </wp:anchor>
           </w:drawing>
         </mc:Choice>
-        <mc:Fallback xmlns:a="http://schemas.openxmlformats.org/drawingml/2006/main" xmlns:pic="http://schemas.openxmlformats.org/drawingml/2006/picture" xmlns:a14="http://schemas.microsoft.com/office/drawing/2010/main">
+        <mc:Fallback xmlns:a14="http://schemas.microsoft.com/office/drawing/2010/main" xmlns:pic="http://schemas.openxmlformats.org/drawingml/2006/picture" xmlns:a="http://schemas.openxmlformats.org/drawingml/2006/main">
           <w:pict>
             <v:rect id="Rectangle 4" style="position:absolute;margin-left:0;margin-top:-37pt;width:600.25pt;height:71.95pt;z-index:251664384;visibility:visible;mso-wrap-style:square;mso-width-percent:0;mso-height-percent:0;mso-wrap-distance-left:9pt;mso-wrap-distance-top:0;mso-wrap-distance-right:9pt;mso-wrap-distance-bottom:0;mso-position-horizontal:left;mso-position-horizontal-relative:page;mso-position-vertical:absolute;mso-position-vertical-relative:text;mso-width-percent:0;mso-height-percent:0;mso-width-relative:margin;mso-height-relative:margin;v-text-anchor:middle" o:spid="_x0000_s1026" fillcolor="#01093a [3204]" stroked="f" strokeweight="2pt" w14:anchorId="42279ACB" o:gfxdata="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">
               <w10:wrap anchorx="page"/>
@@ -13187,30 +13183,6 @@
 </file>
 
 <file path=customXml/item1.xml><?xml version="1.0" encoding="utf-8"?>
-<?mso-contentType ?>
-<FormTemplates xmlns="http://schemas.microsoft.com/sharepoint/v3/contenttype/forms">
-  <Display>DocumentLibraryForm</Display>
-  <Edit>DocumentLibraryForm</Edit>
-  <New>DocumentLibraryForm</New>
-</FormTemplates>
-</file>
-
-<file path=customXml/item2.xml><?xml version="1.0" encoding="utf-8"?>
-<b:Sources xmlns:b="http://schemas.openxmlformats.org/officeDocument/2006/bibliography" xmlns="http://schemas.openxmlformats.org/officeDocument/2006/bibliography" SelectedStyle="\APASixthEditionOfficeOnline.xsl" StyleName="APA" Version="6"/>
-</file>
-
-<file path=customXml/item3.xml><?xml version="1.0" encoding="utf-8"?>
-<p:properties xmlns:p="http://schemas.microsoft.com/office/2006/metadata/properties" xmlns:xsi="http://www.w3.org/2001/XMLSchema-instance" xmlns:pc="http://schemas.microsoft.com/office/infopath/2007/PartnerControls">
-  <documentManagement>
-    <lcf76f155ced4ddcb4097134ff3c332f xmlns="0337a55e-6c2c-4d63-b79a-aa3d8c227c1d">
-      <Terms xmlns="http://schemas.microsoft.com/office/infopath/2007/PartnerControls"/>
-    </lcf76f155ced4ddcb4097134ff3c332f>
-    <TaxCatchAll xmlns="2d462126-6299-4b3d-b3f3-d8d80c025600" xsi:nil="true"/>
-  </documentManagement>
-</p:properties>
-</file>
-
-<file path=customXml/item4.xml><?xml version="1.0" encoding="utf-8"?>
 <ct:contentTypeSchema xmlns:ct="http://schemas.microsoft.com/office/2006/metadata/contentType" xmlns:ma="http://schemas.microsoft.com/office/2006/metadata/properties/metaAttributes" ct:_="" ma:_="" ma:contentTypeName="Document" ma:contentTypeID="0x0101001A9F42900677274DB5EFFFC08FB74ED9" ma:contentTypeVersion="14" ma:contentTypeDescription="Create a new document." ma:contentTypeScope="" ma:versionID="35dc7fea2fe184f47ee26c49ad6d27ed">
   <xsd:schema xmlns:xsd="http://www.w3.org/2001/XMLSchema" xmlns:xs="http://www.w3.org/2001/XMLSchema" xmlns:p="http://schemas.microsoft.com/office/2006/metadata/properties" xmlns:ns2="0337a55e-6c2c-4d63-b79a-aa3d8c227c1d" xmlns:ns3="2d462126-6299-4b3d-b3f3-d8d80c025600" targetNamespace="http://schemas.microsoft.com/office/2006/metadata/properties" ma:root="true" ma:fieldsID="d2e472a24e092181a905a67079d33ac5" ns2:_="" ns3:_="">
     <xsd:import namespace="0337a55e-6c2c-4d63-b79a-aa3d8c227c1d"/>
@@ -13417,34 +13389,31 @@
 </ct:contentTypeSchema>
 </file>
 
-<file path=customXml/itemProps1.xml><?xml version="1.0" encoding="utf-8"?>
-<ds:datastoreItem xmlns:ds="http://schemas.openxmlformats.org/officeDocument/2006/customXml" ds:itemID="{0E62B389-FEAB-4A4A-A22C-F4533FCE1D71}">
-  <ds:schemaRefs>
-    <ds:schemaRef ds:uri="http://schemas.microsoft.com/sharepoint/v3/contenttype/forms"/>
-  </ds:schemaRefs>
-</ds:datastoreItem>
+<file path=customXml/item2.xml><?xml version="1.0" encoding="utf-8"?>
+<p:properties xmlns:p="http://schemas.microsoft.com/office/2006/metadata/properties" xmlns:xsi="http://www.w3.org/2001/XMLSchema-instance" xmlns:pc="http://schemas.microsoft.com/office/infopath/2007/PartnerControls">
+  <documentManagement>
+    <lcf76f155ced4ddcb4097134ff3c332f xmlns="0337a55e-6c2c-4d63-b79a-aa3d8c227c1d">
+      <Terms xmlns="http://schemas.microsoft.com/office/infopath/2007/PartnerControls"/>
+    </lcf76f155ced4ddcb4097134ff3c332f>
+    <TaxCatchAll xmlns="2d462126-6299-4b3d-b3f3-d8d80c025600" xsi:nil="true"/>
+  </documentManagement>
+</p:properties>
 </file>
 
-<file path=customXml/itemProps2.xml><?xml version="1.0" encoding="utf-8"?>
-<ds:datastoreItem xmlns:ds="http://schemas.openxmlformats.org/officeDocument/2006/customXml" ds:itemID="{878930A0-CBDA-43F7-B5C9-2FBD43FFD8CC}">
-  <ds:schemaRefs>
-    <ds:schemaRef ds:uri="http://schemas.openxmlformats.org/officeDocument/2006/bibliography"/>
-  </ds:schemaRefs>
-</ds:datastoreItem>
+<file path=customXml/item3.xml><?xml version="1.0" encoding="utf-8"?>
+<b:Sources xmlns:b="http://schemas.openxmlformats.org/officeDocument/2006/bibliography" xmlns="http://schemas.openxmlformats.org/officeDocument/2006/bibliography" SelectedStyle="\APASixthEditionOfficeOnline.xsl" StyleName="APA" Version="6"/>
 </file>
 
-<file path=customXml/itemProps3.xml><?xml version="1.0" encoding="utf-8"?>
-<ds:datastoreItem xmlns:ds="http://schemas.openxmlformats.org/officeDocument/2006/customXml" ds:itemID="{41A70886-D638-4913-811E-25DE943FC343}">
-  <ds:schemaRefs>
-    <ds:schemaRef ds:uri="http://schemas.microsoft.com/office/2006/metadata/properties"/>
-    <ds:schemaRef ds:uri="http://schemas.microsoft.com/office/infopath/2007/PartnerControls"/>
-    <ds:schemaRef ds:uri="0337a55e-6c2c-4d63-b79a-aa3d8c227c1d"/>
-    <ds:schemaRef ds:uri="2d462126-6299-4b3d-b3f3-d8d80c025600"/>
-  </ds:schemaRefs>
-</ds:datastoreItem>
+<file path=customXml/item4.xml><?xml version="1.0" encoding="utf-8"?>
+<?mso-contentType ?>
+<FormTemplates xmlns="http://schemas.microsoft.com/sharepoint/v3/contenttype/forms">
+  <Display>DocumentLibraryForm</Display>
+  <Edit>DocumentLibraryForm</Edit>
+  <New>DocumentLibraryForm</New>
+</FormTemplates>
 </file>
 
-<file path=customXml/itemProps4.xml><?xml version="1.0" encoding="utf-8"?>
+<file path=customXml/itemProps1.xml><?xml version="1.0" encoding="utf-8"?>
 <ds:datastoreItem xmlns:ds="http://schemas.openxmlformats.org/officeDocument/2006/customXml" ds:itemID="{8173E8B0-EF27-48B2-99CC-D5706F6DFFFE}">
   <ds:schemaRefs>
     <ds:schemaRef ds:uri="http://schemas.microsoft.com/office/2006/metadata/contentType"/>
@@ -13461,4 +13430,31 @@
     <ds:schemaRef ds:uri="http://schemas.microsoft.com/internal/obd"/>
   </ds:schemaRefs>
 </ds:datastoreItem>
+</file>
+
+<file path=customXml/itemProps2.xml><?xml version="1.0" encoding="utf-8"?>
+<ds:datastoreItem xmlns:ds="http://schemas.openxmlformats.org/officeDocument/2006/customXml" ds:itemID="{41A70886-D638-4913-811E-25DE943FC343}">
+  <ds:schemaRefs>
+    <ds:schemaRef ds:uri="http://schemas.microsoft.com/office/2006/metadata/properties"/>
+    <ds:schemaRef ds:uri="http://schemas.microsoft.com/office/infopath/2007/PartnerControls"/>
+    <ds:schemaRef ds:uri="0337a55e-6c2c-4d63-b79a-aa3d8c227c1d"/>
+    <ds:schemaRef ds:uri="2d462126-6299-4b3d-b3f3-d8d80c025600"/>
+  </ds:schemaRefs>
+</ds:datastoreItem>
+</file>
+
+<file path=customXml/itemProps3.xml><?xml version="1.0" encoding="utf-8"?>
+<ds:datastoreItem xmlns:ds="http://schemas.openxmlformats.org/officeDocument/2006/customXml" ds:itemID="{878930A0-CBDA-43F7-B5C9-2FBD43FFD8CC}">
+  <ds:schemaRefs>
+    <ds:schemaRef ds:uri="http://schemas.openxmlformats.org/officeDocument/2006/bibliography"/>
+  </ds:schemaRefs>
+</ds:datastoreItem>
+</file>
+
+<file path=customXml/itemProps4.xml><?xml version="1.0" encoding="utf-8"?>
+<ds:datastoreItem xmlns:ds="http://schemas.openxmlformats.org/officeDocument/2006/customXml" ds:itemID="{0E62B389-FEAB-4A4A-A22C-F4533FCE1D71}">
+  <ds:schemaRefs>
+    <ds:schemaRef ds:uri="http://schemas.microsoft.com/sharepoint/v3/contenttype/forms"/>
+  </ds:schemaRefs>
+</ds:datastoreItem>
 </file>
--- a/Projetos/08-Moni-Temp-Q-Ele/projeto-08.docx
+++ b/Projetos/08-Moni-Temp-Q-Ele/projeto-08.docx
@@ -1039,7 +1039,7 @@
         <w:rPr>
           <w:rFonts w:ascii="Abadi" w:eastAsia="Abadi" w:hAnsi="Abadi" w:cs="Abadi"/>
         </w:rPr>
-        <w:t>S3 Heltec V3</w:t>
+        <w:t xml:space="preserve">S3 </w:t>
       </w:r>
     </w:p>
     <w:p>
@@ -1079,6 +1079,12 @@
         </w:rPr>
         <w:t>Resistor</w:t>
       </w:r>
+      <w:r>
+        <w:rPr>
+          <w:rFonts w:ascii="Abadi" w:eastAsia="Abadi" w:hAnsi="Abadi" w:cs="Abadi"/>
+        </w:rPr>
+        <w:t xml:space="preserve"> 10k</w:t>
+      </w:r>
     </w:p>
     <w:p>
       <w:pPr>
@@ -1384,7 +1390,6 @@
         <w:spacing w:after="0"/>
         <w:rPr>
           <w:rFonts w:ascii="Abadi" w:eastAsia="Abadi" w:hAnsi="Abadi" w:cs="Abadi"/>
-          <w:highlight w:val="yellow"/>
         </w:rPr>
       </w:pPr>
       <w:r>
@@ -1405,19 +1410,7 @@
         <w:rPr>
           <w:rFonts w:ascii="Abadi" w:eastAsia="Abadi" w:hAnsi="Abadi" w:cs="Abadi"/>
         </w:rPr>
-        <w:t>Insira o ESP32-S3 na protoboard. Conecte uma extremidade do resistor de 10k</w:t>
-      </w:r>
-      <w:r>
-        <w:rPr>
-          <w:rFonts w:ascii="Abadi" w:eastAsia="Abadi" w:hAnsi="Abadi" w:cs="Abadi"/>
-        </w:rPr>
-        <w:t xml:space="preserve"> </w:t>
-      </w:r>
-      <w:r>
-        <w:rPr>
-          <w:rFonts w:ascii="Abadi" w:eastAsia="Abadi" w:hAnsi="Abadi" w:cs="Abadi"/>
-        </w:rPr>
-        <w:t>ao pino 3V3 e a outra ao GPIO 34. No mesmo ponto (GPIO 34), conecte uma perna do NTC, e a outra perna do NTC ao GND</w:t>
+        <w:t>Insira o ESP32-S3 na protoboard. Conecte uma extremidade do resistor de 10k ao pino 3V3 e a outra ao GPIO 34. No mesmo ponto (GPIO 34), conecte uma perna do NTC, e a outra perna do NTC ao GND</w:t>
       </w:r>
     </w:p>
     <w:p>
@@ -1430,7 +1423,6 @@
         <w:spacing w:after="0"/>
         <w:rPr>
           <w:rFonts w:ascii="Abadi" w:eastAsia="Abadi" w:hAnsi="Abadi" w:cs="Abadi"/>
-          <w:highlight w:val="yellow"/>
         </w:rPr>
       </w:pPr>
       <w:r>
@@ -1438,33 +1430,77 @@
           <w:rFonts w:ascii="Abadi" w:eastAsia="Abadi" w:hAnsi="Abadi" w:cs="Abadi"/>
           <w:b/>
           <w:bCs/>
-          <w:highlight w:val="yellow"/>
         </w:rPr>
         <w:t>Referência Visual:</w:t>
       </w:r>
     </w:p>
     <w:p>
       <w:pPr>
-        <w:spacing w:after="0"/>
-        <w:rPr>
-          <w:rFonts w:ascii="Abadi" w:eastAsia="Abadi" w:hAnsi="Abadi" w:cs="Abadi"/>
-          <w:highlight w:val="yellow"/>
-        </w:rPr>
-      </w:pPr>
-      <w:r>
-        <w:rPr>
-          <w:rFonts w:ascii="Abadi" w:eastAsia="Abadi" w:hAnsi="Abadi" w:cs="Abadi"/>
-          <w:highlight w:val="yellow"/>
-        </w:rPr>
-        <w:t>[Inserir Foto real da montagem ou Diagrama de fiação]</w:t>
+        <w:pStyle w:val="NormalWeb"/>
+        <w:spacing w:after="0" w:afterAutospacing="0"/>
+        <w:ind w:left="360"/>
+      </w:pPr>
+      <w:r>
+        <w:rPr>
+          <w:noProof/>
+        </w:rPr>
+        <w:lastRenderedPageBreak/>
+        <w:drawing>
+          <wp:inline distT="0" distB="0" distL="0" distR="0" wp14:anchorId="1F77FC77" wp14:editId="57E18B89">
+            <wp:extent cx="6188710" cy="4173855"/>
+            <wp:effectExtent l="0" t="0" r="2540" b="0"/>
+            <wp:docPr id="339248636" name="Picture 1"/>
+            <wp:cNvGraphicFramePr>
+              <a:graphicFrameLocks xmlns:a="http://schemas.openxmlformats.org/drawingml/2006/main" noChangeAspect="1"/>
+            </wp:cNvGraphicFramePr>
+            <a:graphic xmlns:a="http://schemas.openxmlformats.org/drawingml/2006/main">
+              <a:graphicData uri="http://schemas.openxmlformats.org/drawingml/2006/picture">
+                <pic:pic xmlns:pic="http://schemas.openxmlformats.org/drawingml/2006/picture">
+                  <pic:nvPicPr>
+                    <pic:cNvPr id="0" name="Picture 1"/>
+                    <pic:cNvPicPr>
+                      <a:picLocks noChangeAspect="1" noChangeArrowheads="1"/>
+                    </pic:cNvPicPr>
+                  </pic:nvPicPr>
+                  <pic:blipFill>
+                    <a:blip r:embed="rId11" cstate="print">
+                      <a:extLst>
+                        <a:ext uri="{28A0092B-C50C-407E-A947-70E740481C1C}">
+                          <a14:useLocalDpi xmlns:a14="http://schemas.microsoft.com/office/drawing/2010/main" val="0"/>
+                        </a:ext>
+                      </a:extLst>
+                    </a:blip>
+                    <a:srcRect/>
+                    <a:stretch>
+                      <a:fillRect/>
+                    </a:stretch>
+                  </pic:blipFill>
+                  <pic:spPr bwMode="auto">
+                    <a:xfrm>
+                      <a:off x="0" y="0"/>
+                      <a:ext cx="6188710" cy="4173855"/>
+                    </a:xfrm>
+                    <a:prstGeom prst="rect">
+                      <a:avLst/>
+                    </a:prstGeom>
+                    <a:noFill/>
+                    <a:ln>
+                      <a:noFill/>
+                    </a:ln>
+                  </pic:spPr>
+                </pic:pic>
+              </a:graphicData>
+            </a:graphic>
+          </wp:inline>
+        </w:drawing>
       </w:r>
     </w:p>
     <w:p>
       <w:pPr>
         <w:spacing w:after="0"/>
-        <w:rPr>
-          <w:rFonts w:ascii="Abadi" w:eastAsia="Abadi" w:hAnsi="Abadi" w:cs="Abadi"/>
-          <w:highlight w:val="yellow"/>
+        <w:jc w:val="center"/>
+        <w:rPr>
+          <w:rFonts w:ascii="Abadi" w:eastAsia="Abadi" w:hAnsi="Abadi" w:cs="Abadi"/>
         </w:rPr>
       </w:pPr>
       <w:r>
@@ -1472,9 +1508,16 @@
           <w:rFonts w:ascii="Abadi" w:eastAsia="Abadi" w:hAnsi="Abadi" w:cs="Abadi"/>
           <w:i/>
           <w:iCs/>
-          <w:highlight w:val="yellow"/>
-        </w:rPr>
-        <w:t>Legenda: [Descrição técnica do componente e sua respectiva conexão/pino.]</w:t>
+        </w:rPr>
+        <w:t xml:space="preserve"> </w:t>
+      </w:r>
+      <w:r>
+        <w:rPr>
+          <w:rFonts w:ascii="Abadi" w:eastAsia="Abadi" w:hAnsi="Abadi" w:cs="Abadi"/>
+          <w:i/>
+          <w:iCs/>
+        </w:rPr>
+        <w:t>Diagrama de montagem</w:t>
       </w:r>
     </w:p>
     <w:p>
@@ -1558,7 +1601,6 @@
           <w:b/>
           <w:bCs/>
         </w:rPr>
-        <w:lastRenderedPageBreak/>
         <w:t>Instrução:</w:t>
       </w:r>
       <w:r>
@@ -1596,7 +1638,7 @@
         <w:rPr>
           <w:rFonts w:ascii="Abadi" w:eastAsia="Abadi" w:hAnsi="Abadi" w:cs="Abadi"/>
         </w:rPr>
-        <w:t>S3 Heltec V3 ao PC via USB e abra o VS Code com o ambiente ESP</w:t>
+        <w:t>S3 ao PC via USB e abra o VS Code com o ambiente ESP</w:t>
       </w:r>
       <w:r>
         <w:rPr>
@@ -1639,7 +1681,19 @@
         <w:rPr>
           <w:rFonts w:ascii="Abadi" w:eastAsia="Abadi" w:hAnsi="Abadi" w:cs="Abadi"/>
         </w:rPr>
-        <w:t>Fi e endereço do broker MQTT no código.</w:t>
+        <w:t xml:space="preserve">Fi e endereço do broker MQTT no </w:t>
+      </w:r>
+      <w:r>
+        <w:rPr>
+          <w:rFonts w:ascii="Abadi" w:eastAsia="Abadi" w:hAnsi="Abadi" w:cs="Abadi"/>
+        </w:rPr>
+        <w:t>menuconfig</w:t>
+      </w:r>
+      <w:r>
+        <w:rPr>
+          <w:rFonts w:ascii="Abadi" w:eastAsia="Abadi" w:hAnsi="Abadi" w:cs="Abadi"/>
+        </w:rPr>
+        <w:t>.</w:t>
       </w:r>
     </w:p>
     <w:p>
@@ -1723,7 +1777,6 @@
         <w:spacing w:after="0"/>
         <w:rPr>
           <w:rFonts w:ascii="Abadi" w:eastAsia="Abadi" w:hAnsi="Abadi" w:cs="Abadi"/>
-          <w:highlight w:val="yellow"/>
         </w:rPr>
       </w:pPr>
       <w:r>
@@ -1731,14 +1784,15 @@
           <w:rFonts w:ascii="Abadi" w:eastAsia="Abadi" w:hAnsi="Abadi" w:cs="Abadi"/>
           <w:b/>
           <w:bCs/>
-          <w:highlight w:val="yellow"/>
         </w:rPr>
         <w:t>Referência Visual:</w:t>
       </w:r>
     </w:p>
     <w:p>
       <w:pPr>
+        <w:pStyle w:val="ListParagraph"/>
         <w:spacing w:after="0"/>
+        <w:jc w:val="center"/>
         <w:rPr>
           <w:rFonts w:ascii="Abadi" w:eastAsia="Abadi" w:hAnsi="Abadi" w:cs="Abadi"/>
           <w:highlight w:val="yellow"/>
@@ -1747,27 +1801,159 @@
       <w:r>
         <w:rPr>
           <w:rFonts w:ascii="Abadi" w:eastAsia="Abadi" w:hAnsi="Abadi" w:cs="Abadi"/>
+          <w:noProof/>
           <w:highlight w:val="yellow"/>
         </w:rPr>
-        <w:t>[Inserir Screenshot da interface de upload ou foto do sistema energizado]</w:t>
+        <w:lastRenderedPageBreak/>
+        <w:drawing>
+          <wp:inline distT="0" distB="0" distL="0" distR="0" wp14:anchorId="7D7CC0E8" wp14:editId="5E08021B">
+            <wp:extent cx="4951730" cy="1567815"/>
+            <wp:effectExtent l="0" t="0" r="1270" b="0"/>
+            <wp:docPr id="203401761" name="Picture 2"/>
+            <wp:cNvGraphicFramePr>
+              <a:graphicFrameLocks xmlns:a="http://schemas.openxmlformats.org/drawingml/2006/main" noChangeAspect="1"/>
+            </wp:cNvGraphicFramePr>
+            <a:graphic xmlns:a="http://schemas.openxmlformats.org/drawingml/2006/main">
+              <a:graphicData uri="http://schemas.openxmlformats.org/drawingml/2006/picture">
+                <pic:pic xmlns:pic="http://schemas.openxmlformats.org/drawingml/2006/picture">
+                  <pic:nvPicPr>
+                    <pic:cNvPr id="0" name="Picture 3"/>
+                    <pic:cNvPicPr>
+                      <a:picLocks noChangeAspect="1" noChangeArrowheads="1"/>
+                    </pic:cNvPicPr>
+                  </pic:nvPicPr>
+                  <pic:blipFill>
+                    <a:blip r:embed="rId12">
+                      <a:extLst>
+                        <a:ext uri="{28A0092B-C50C-407E-A947-70E740481C1C}">
+                          <a14:useLocalDpi xmlns:a14="http://schemas.microsoft.com/office/drawing/2010/main" val="0"/>
+                        </a:ext>
+                      </a:extLst>
+                    </a:blip>
+                    <a:srcRect/>
+                    <a:stretch>
+                      <a:fillRect/>
+                    </a:stretch>
+                  </pic:blipFill>
+                  <pic:spPr bwMode="auto">
+                    <a:xfrm>
+                      <a:off x="0" y="0"/>
+                      <a:ext cx="4951730" cy="1567815"/>
+                    </a:xfrm>
+                    <a:prstGeom prst="rect">
+                      <a:avLst/>
+                    </a:prstGeom>
+                    <a:noFill/>
+                    <a:ln>
+                      <a:noFill/>
+                    </a:ln>
+                  </pic:spPr>
+                </pic:pic>
+              </a:graphicData>
+            </a:graphic>
+          </wp:inline>
+        </w:drawing>
       </w:r>
     </w:p>
     <w:p>
       <w:pPr>
+        <w:pStyle w:val="ListParagraph"/>
         <w:spacing w:after="0"/>
-        <w:rPr>
-          <w:rFonts w:ascii="Abadi" w:eastAsia="Abadi" w:hAnsi="Abadi" w:cs="Abadi"/>
-          <w:highlight w:val="yellow"/>
-        </w:rPr>
-      </w:pPr>
-      <w:r>
+        <w:jc w:val="center"/>
         <w:rPr>
           <w:rFonts w:ascii="Abadi" w:eastAsia="Abadi" w:hAnsi="Abadi" w:cs="Abadi"/>
           <w:i/>
           <w:iCs/>
+        </w:rPr>
+      </w:pPr>
+      <w:r>
+        <w:rPr>
+          <w:rFonts w:ascii="Abadi" w:eastAsia="Abadi" w:hAnsi="Abadi" w:cs="Abadi"/>
+          <w:i/>
+          <w:iCs/>
+        </w:rPr>
+        <w:t>Configuração</w:t>
+      </w:r>
+    </w:p>
+    <w:p>
+      <w:pPr>
+        <w:pStyle w:val="ListParagraph"/>
+        <w:spacing w:after="0"/>
+        <w:jc w:val="center"/>
+        <w:rPr>
+          <w:rFonts w:ascii="Abadi" w:eastAsia="Abadi" w:hAnsi="Abadi" w:cs="Abadi"/>
           <w:highlight w:val="yellow"/>
         </w:rPr>
-        <w:t>Legenda: [Descrição do indicador de sucesso no upload ou status do LED.]</w:t>
+      </w:pPr>
+    </w:p>
+    <w:p>
+      <w:pPr>
+        <w:pStyle w:val="ListParagraph"/>
+        <w:spacing w:after="0"/>
+        <w:jc w:val="center"/>
+        <w:rPr>
+          <w:rFonts w:ascii="Abadi" w:eastAsia="Abadi" w:hAnsi="Abadi" w:cs="Abadi"/>
+          <w:highlight w:val="yellow"/>
+        </w:rPr>
+      </w:pPr>
+      <w:r>
+        <w:rPr>
+          <w:rFonts w:ascii="Abadi" w:eastAsia="Abadi" w:hAnsi="Abadi" w:cs="Abadi"/>
+        </w:rPr>
+        <w:drawing>
+          <wp:inline distT="0" distB="0" distL="0" distR="0" wp14:anchorId="1BA30DD6" wp14:editId="595691D9">
+            <wp:extent cx="4369025" cy="1327218"/>
+            <wp:effectExtent l="0" t="0" r="0" b="6350"/>
+            <wp:docPr id="1537520759" name="Picture 1"/>
+            <wp:cNvGraphicFramePr>
+              <a:graphicFrameLocks xmlns:a="http://schemas.openxmlformats.org/drawingml/2006/main" noChangeAspect="1"/>
+            </wp:cNvGraphicFramePr>
+            <a:graphic xmlns:a="http://schemas.openxmlformats.org/drawingml/2006/main">
+              <a:graphicData uri="http://schemas.openxmlformats.org/drawingml/2006/picture">
+                <pic:pic xmlns:pic="http://schemas.openxmlformats.org/drawingml/2006/picture">
+                  <pic:nvPicPr>
+                    <pic:cNvPr id="1537520759" name=""/>
+                    <pic:cNvPicPr/>
+                  </pic:nvPicPr>
+                  <pic:blipFill>
+                    <a:blip r:embed="rId13"/>
+                    <a:stretch>
+                      <a:fillRect/>
+                    </a:stretch>
+                  </pic:blipFill>
+                  <pic:spPr>
+                    <a:xfrm>
+                      <a:off x="0" y="0"/>
+                      <a:ext cx="4369025" cy="1327218"/>
+                    </a:xfrm>
+                    <a:prstGeom prst="rect">
+                      <a:avLst/>
+                    </a:prstGeom>
+                  </pic:spPr>
+                </pic:pic>
+              </a:graphicData>
+            </a:graphic>
+          </wp:inline>
+        </w:drawing>
+      </w:r>
+    </w:p>
+    <w:p>
+      <w:pPr>
+        <w:spacing w:after="0"/>
+        <w:jc w:val="center"/>
+        <w:rPr>
+          <w:rFonts w:ascii="Abadi" w:eastAsia="Abadi" w:hAnsi="Abadi" w:cs="Abadi"/>
+          <w:i/>
+          <w:iCs/>
+        </w:rPr>
+      </w:pPr>
+      <w:r>
+        <w:rPr>
+          <w:rFonts w:ascii="Abadi" w:eastAsia="Abadi" w:hAnsi="Abadi" w:cs="Abadi"/>
+          <w:i/>
+          <w:iCs/>
+        </w:rPr>
+        <w:t>Validação no terminal</w:t>
       </w:r>
     </w:p>
     <w:p>
@@ -2221,6 +2407,7 @@
                 <w:b/>
                 <w:bCs/>
               </w:rPr>
+              <w:lastRenderedPageBreak/>
               <w:t>Linearidade</w:t>
             </w:r>
           </w:p>
@@ -2444,7 +2631,6 @@
               <w:spacing w:after="0"/>
             </w:pPr>
             <w:r>
-              <w:lastRenderedPageBreak/>
               <w:t>Temperatura fixa</w:t>
             </w:r>
           </w:p>
@@ -2680,48 +2866,6 @@
           <w:rFonts w:ascii="Abadi" w:eastAsia="Abadi" w:hAnsi="Abadi" w:cs="Abadi"/>
         </w:rPr>
         <w:t>.</w:t>
-      </w:r>
-    </w:p>
-    <w:p>
-      <w:pPr>
-        <w:pStyle w:val="ListParagraph"/>
-        <w:numPr>
-          <w:ilvl w:val="0"/>
-          <w:numId w:val="8"/>
-        </w:numPr>
-        <w:spacing w:after="0"/>
-        <w:rPr>
-          <w:rFonts w:ascii="Abadi" w:eastAsia="Abadi" w:hAnsi="Abadi" w:cs="Abadi"/>
-          <w:highlight w:val="yellow"/>
-        </w:rPr>
-      </w:pPr>
-      <w:r>
-        <w:rPr>
-          <w:rFonts w:ascii="Abadi" w:eastAsia="Abadi" w:hAnsi="Abadi" w:cs="Abadi"/>
-          <w:b/>
-          <w:bCs/>
-          <w:highlight w:val="yellow"/>
-        </w:rPr>
-        <w:t>Referências Adicionais:</w:t>
-      </w:r>
-    </w:p>
-    <w:p>
-      <w:pPr>
-        <w:pStyle w:val="ListParagraph"/>
-        <w:numPr>
-          <w:ilvl w:val="1"/>
-          <w:numId w:val="8"/>
-        </w:numPr>
-        <w:spacing w:after="0"/>
-      </w:pPr>
-      <w:r>
-        <w:rPr>
-          <w:rFonts w:ascii="Abadi" w:eastAsia="Abadi" w:hAnsi="Abadi" w:cs="Abadi"/>
-          <w:b/>
-          <w:bCs/>
-          <w:highlight w:val="yellow"/>
-        </w:rPr>
-        <w:t>Documentação do Deep Sleep (Espressif)</w:t>
       </w:r>
       <w:r>
         <w:rPr>
@@ -3118,16 +3262,6 @@
     </w:p>
     <w:p>
       <w:pPr>
-        <w:spacing w:before="240" w:after="240"/>
-        <w:rPr>
-          <w:rFonts w:ascii="Abadi" w:eastAsia="Abadi" w:hAnsi="Abadi" w:cs="Abadi"/>
-          <w:i/>
-          <w:iCs/>
-        </w:rPr>
-      </w:pPr>
-    </w:p>
-    <w:p>
-      <w:pPr>
         <w:rPr>
           <w:rFonts w:ascii="Gill Sans MT" w:eastAsia="Gill Sans MT" w:hAnsi="Gill Sans MT" w:cs="Gill Sans MT"/>
           <w:color w:val="01093A" w:themeColor="accent1"/>
@@ -3137,10 +3271,10 @@
       </w:pPr>
     </w:p>
     <w:sectPr>
-      <w:headerReference w:type="default" r:id="rId11"/>
-      <w:footerReference w:type="default" r:id="rId12"/>
-      <w:headerReference w:type="first" r:id="rId13"/>
-      <w:footerReference w:type="first" r:id="rId14"/>
+      <w:headerReference w:type="default" r:id="rId14"/>
+      <w:footerReference w:type="default" r:id="rId15"/>
+      <w:headerReference w:type="first" r:id="rId16"/>
+      <w:footerReference w:type="first" r:id="rId17"/>
       <w:pgSz w:w="11906" w:h="16838"/>
       <w:pgMar w:top="1440" w:right="1080" w:bottom="1440" w:left="1080" w:header="737" w:footer="708" w:gutter="0"/>
       <w:cols w:space="708"/>
@@ -3757,7 +3891,7 @@
             </wp:anchor>
           </w:drawing>
         </mc:Choice>
-        <mc:Fallback xmlns:a14="http://schemas.microsoft.com/office/drawing/2010/main" xmlns:pic="http://schemas.openxmlformats.org/drawingml/2006/picture" xmlns:a="http://schemas.openxmlformats.org/drawingml/2006/main">
+        <mc:Fallback xmlns:a="http://schemas.openxmlformats.org/drawingml/2006/main" xmlns:pic="http://schemas.openxmlformats.org/drawingml/2006/picture" xmlns:a14="http://schemas.microsoft.com/office/drawing/2010/main">
           <w:pict>
             <v:rect id="Rectangle 4" style="position:absolute;margin-left:0;margin-top:-37pt;width:600.25pt;height:71.95pt;z-index:251664384;visibility:visible;mso-wrap-style:square;mso-width-percent:0;mso-height-percent:0;mso-wrap-distance-left:9pt;mso-wrap-distance-top:0;mso-wrap-distance-right:9pt;mso-wrap-distance-bottom:0;mso-position-horizontal:left;mso-position-horizontal-relative:page;mso-position-vertical:absolute;mso-position-vertical-relative:text;mso-width-percent:0;mso-height-percent:0;mso-width-relative:margin;mso-height-relative:margin;v-text-anchor:middle" o:spid="_x0000_s1026" fillcolor="#01093a [3204]" stroked="f" strokeweight="2pt" w14:anchorId="42279ACB" o:gfxdata="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">
               <w10:wrap anchorx="page"/>
@@ -12830,6 +12964,23 @@
       </w:tcPr>
     </w:tblStylePr>
   </w:style>
+  <w:style w:type="paragraph" w:styleId="NormalWeb">
+    <w:name w:val="Normal (Web)"/>
+    <w:basedOn w:val="Normal"/>
+    <w:uiPriority w:val="99"/>
+    <w:unhideWhenUsed/>
+    <w:rsid w:val="00FA7AD8"/>
+    <w:pPr>
+      <w:spacing w:before="100" w:beforeAutospacing="1" w:after="100" w:afterAutospacing="1" w:line="240" w:lineRule="auto"/>
+    </w:pPr>
+    <w:rPr>
+      <w:rFonts w:ascii="Times New Roman" w:eastAsia="Times New Roman" w:hAnsi="Times New Roman" w:cs="Times New Roman"/>
+      <w:color w:val="auto"/>
+      <w:sz w:val="24"/>
+      <w:szCs w:val="24"/>
+      <w:lang w:eastAsia="pt-BR"/>
+    </w:rPr>
+  </w:style>
 </w:styles>
 </file>
 
@@ -13183,6 +13334,17 @@
 </file>
 
 <file path=customXml/item1.xml><?xml version="1.0" encoding="utf-8"?>
+<p:properties xmlns:p="http://schemas.microsoft.com/office/2006/metadata/properties" xmlns:xsi="http://www.w3.org/2001/XMLSchema-instance" xmlns:pc="http://schemas.microsoft.com/office/infopath/2007/PartnerControls">
+  <documentManagement>
+    <lcf76f155ced4ddcb4097134ff3c332f xmlns="0337a55e-6c2c-4d63-b79a-aa3d8c227c1d">
+      <Terms xmlns="http://schemas.microsoft.com/office/infopath/2007/PartnerControls"/>
+    </lcf76f155ced4ddcb4097134ff3c332f>
+    <TaxCatchAll xmlns="2d462126-6299-4b3d-b3f3-d8d80c025600" xsi:nil="true"/>
+  </documentManagement>
+</p:properties>
+</file>
+
+<file path=customXml/item2.xml><?xml version="1.0" encoding="utf-8"?>
 <ct:contentTypeSchema xmlns:ct="http://schemas.microsoft.com/office/2006/metadata/contentType" xmlns:ma="http://schemas.microsoft.com/office/2006/metadata/properties/metaAttributes" ct:_="" ma:_="" ma:contentTypeName="Document" ma:contentTypeID="0x0101001A9F42900677274DB5EFFFC08FB74ED9" ma:contentTypeVersion="14" ma:contentTypeDescription="Create a new document." ma:contentTypeScope="" ma:versionID="35dc7fea2fe184f47ee26c49ad6d27ed">
   <xsd:schema xmlns:xsd="http://www.w3.org/2001/XMLSchema" xmlns:xs="http://www.w3.org/2001/XMLSchema" xmlns:p="http://schemas.microsoft.com/office/2006/metadata/properties" xmlns:ns2="0337a55e-6c2c-4d63-b79a-aa3d8c227c1d" xmlns:ns3="2d462126-6299-4b3d-b3f3-d8d80c025600" targetNamespace="http://schemas.microsoft.com/office/2006/metadata/properties" ma:root="true" ma:fieldsID="d2e472a24e092181a905a67079d33ac5" ns2:_="" ns3:_="">
     <xsd:import namespace="0337a55e-6c2c-4d63-b79a-aa3d8c227c1d"/>
@@ -13389,22 +13551,7 @@
 </ct:contentTypeSchema>
 </file>
 
-<file path=customXml/item2.xml><?xml version="1.0" encoding="utf-8"?>
-<p:properties xmlns:p="http://schemas.microsoft.com/office/2006/metadata/properties" xmlns:xsi="http://www.w3.org/2001/XMLSchema-instance" xmlns:pc="http://schemas.microsoft.com/office/infopath/2007/PartnerControls">
-  <documentManagement>
-    <lcf76f155ced4ddcb4097134ff3c332f xmlns="0337a55e-6c2c-4d63-b79a-aa3d8c227c1d">
-      <Terms xmlns="http://schemas.microsoft.com/office/infopath/2007/PartnerControls"/>
-    </lcf76f155ced4ddcb4097134ff3c332f>
-    <TaxCatchAll xmlns="2d462126-6299-4b3d-b3f3-d8d80c025600" xsi:nil="true"/>
-  </documentManagement>
-</p:properties>
-</file>
-
 <file path=customXml/item3.xml><?xml version="1.0" encoding="utf-8"?>
-<b:Sources xmlns:b="http://schemas.openxmlformats.org/officeDocument/2006/bibliography" xmlns="http://schemas.openxmlformats.org/officeDocument/2006/bibliography" SelectedStyle="\APASixthEditionOfficeOnline.xsl" StyleName="APA" Version="6"/>
-</file>
-
-<file path=customXml/item4.xml><?xml version="1.0" encoding="utf-8"?>
 <?mso-contentType ?>
 <FormTemplates xmlns="http://schemas.microsoft.com/sharepoint/v3/contenttype/forms">
   <Display>DocumentLibraryForm</Display>
@@ -13413,7 +13560,22 @@
 </FormTemplates>
 </file>
 
+<file path=customXml/item4.xml><?xml version="1.0" encoding="utf-8"?>
+<b:Sources xmlns:b="http://schemas.openxmlformats.org/officeDocument/2006/bibliography" xmlns="http://schemas.openxmlformats.org/officeDocument/2006/bibliography" SelectedStyle="\APASixthEditionOfficeOnline.xsl" StyleName="APA" Version="6"/>
+</file>
+
 <file path=customXml/itemProps1.xml><?xml version="1.0" encoding="utf-8"?>
+<ds:datastoreItem xmlns:ds="http://schemas.openxmlformats.org/officeDocument/2006/customXml" ds:itemID="{41A70886-D638-4913-811E-25DE943FC343}">
+  <ds:schemaRefs>
+    <ds:schemaRef ds:uri="http://schemas.microsoft.com/office/2006/metadata/properties"/>
+    <ds:schemaRef ds:uri="http://schemas.microsoft.com/office/infopath/2007/PartnerControls"/>
+    <ds:schemaRef ds:uri="0337a55e-6c2c-4d63-b79a-aa3d8c227c1d"/>
+    <ds:schemaRef ds:uri="2d462126-6299-4b3d-b3f3-d8d80c025600"/>
+  </ds:schemaRefs>
+</ds:datastoreItem>
+</file>
+
+<file path=customXml/itemProps2.xml><?xml version="1.0" encoding="utf-8"?>
 <ds:datastoreItem xmlns:ds="http://schemas.openxmlformats.org/officeDocument/2006/customXml" ds:itemID="{8173E8B0-EF27-48B2-99CC-D5706F6DFFFE}">
   <ds:schemaRefs>
     <ds:schemaRef ds:uri="http://schemas.microsoft.com/office/2006/metadata/contentType"/>
@@ -13432,29 +13594,18 @@
 </ds:datastoreItem>
 </file>
 
-<file path=customXml/itemProps2.xml><?xml version="1.0" encoding="utf-8"?>
-<ds:datastoreItem xmlns:ds="http://schemas.openxmlformats.org/officeDocument/2006/customXml" ds:itemID="{41A70886-D638-4913-811E-25DE943FC343}">
+<file path=customXml/itemProps3.xml><?xml version="1.0" encoding="utf-8"?>
+<ds:datastoreItem xmlns:ds="http://schemas.openxmlformats.org/officeDocument/2006/customXml" ds:itemID="{0E62B389-FEAB-4A4A-A22C-F4533FCE1D71}">
   <ds:schemaRefs>
-    <ds:schemaRef ds:uri="http://schemas.microsoft.com/office/2006/metadata/properties"/>
-    <ds:schemaRef ds:uri="http://schemas.microsoft.com/office/infopath/2007/PartnerControls"/>
-    <ds:schemaRef ds:uri="0337a55e-6c2c-4d63-b79a-aa3d8c227c1d"/>
-    <ds:schemaRef ds:uri="2d462126-6299-4b3d-b3f3-d8d80c025600"/>
+    <ds:schemaRef ds:uri="http://schemas.microsoft.com/sharepoint/v3/contenttype/forms"/>
   </ds:schemaRefs>
 </ds:datastoreItem>
 </file>
 
-<file path=customXml/itemProps3.xml><?xml version="1.0" encoding="utf-8"?>
+<file path=customXml/itemProps4.xml><?xml version="1.0" encoding="utf-8"?>
 <ds:datastoreItem xmlns:ds="http://schemas.openxmlformats.org/officeDocument/2006/customXml" ds:itemID="{878930A0-CBDA-43F7-B5C9-2FBD43FFD8CC}">
   <ds:schemaRefs>
     <ds:schemaRef ds:uri="http://schemas.openxmlformats.org/officeDocument/2006/bibliography"/>
   </ds:schemaRefs>
 </ds:datastoreItem>
-</file>
-
-<file path=customXml/itemProps4.xml><?xml version="1.0" encoding="utf-8"?>
-<ds:datastoreItem xmlns:ds="http://schemas.openxmlformats.org/officeDocument/2006/customXml" ds:itemID="{0E62B389-FEAB-4A4A-A22C-F4533FCE1D71}">
-  <ds:schemaRefs>
-    <ds:schemaRef ds:uri="http://schemas.microsoft.com/sharepoint/v3/contenttype/forms"/>
-  </ds:schemaRefs>
-</ds:datastoreItem>
 </file>